--- a/klagomål/A 63857-2025 FSC-klagomål.docx
+++ b/klagomål/A 63857-2025 FSC-klagomål.docx
@@ -721,7 +721,7 @@
     <w:r>
       <w:tab/>
       <w:tab/>
-      <w:t>2026-09-14</w:t>
+      <w:t>2026-09-15</w:t>
       <w:br/>
       <w:br/>
     </w:r>

--- a/klagomål/A 63857-2025 FSC-klagomål.docx
+++ b/klagomål/A 63857-2025 FSC-klagomål.docx
@@ -721,7 +721,7 @@
     <w:r>
       <w:tab/>
       <w:tab/>
-      <w:t>2026-09-15</w:t>
+      <w:t>2026-09-16</w:t>
       <w:br/>
       <w:br/>
     </w:r>

--- a/klagomål/A 63857-2025 FSC-klagomål.docx
+++ b/klagomål/A 63857-2025 FSC-klagomål.docx
@@ -721,7 +721,7 @@
     <w:r>
       <w:tab/>
       <w:tab/>
-      <w:t>2026-09-16</w:t>
+      <w:t>2026-09-17</w:t>
       <w:br/>
       <w:br/>
     </w:r>

--- a/klagomål/A 63857-2025 FSC-klagomål.docx
+++ b/klagomål/A 63857-2025 FSC-klagomål.docx
@@ -721,7 +721,7 @@
     <w:r>
       <w:tab/>
       <w:tab/>
-      <w:t>2026-09-17</w:t>
+      <w:t>2026-09-18</w:t>
       <w:br/>
       <w:br/>
     </w:r>

--- a/klagomål/A 63857-2025 FSC-klagomål.docx
+++ b/klagomål/A 63857-2025 FSC-klagomål.docx
@@ -221,7 +221,7 @@
     </w:p>
     <w:p>
       <w:r>
-        <w:t>I och inom 23 meter från avverkningsanmälan finns fynd av 3 naturvårdsarter, varav 1 är fridlyst, 2 är typiska (T) och 2 är signalarter (S): björksplintborre (S), trådticka (S, T) och blåsippa (T, §9). Se Figur 1.</w:t>
+        <w:t>I och inom 23 meter från avverkningsanmälan finns fynd av 4 naturvårdsarter, varav 1 är fridlyst, 3 är typiska (T) och 3 är signalarter (S): björksplintborre (S), rävticka (S, T), trådticka (S, T) och blåsippa (T, §9). Se Figur 1.</w:t>
       </w:r>
     </w:p>
     <w:p>
@@ -256,6 +256,26 @@
       </w:r>
       <w:r>
         <w:t>är en skalbagge vars larvutveckling sker i bark på nyligen döda björkar, både stående träd och vindfällen. En prydlig rad med runda ventilationshål i barken ovanför modergången är synnerligen karaktäristiskt. Arten är knuten till lövrika blandskogar med en hög andel gamla träd, och starkt gynnad av naturliga störningar som torka, översvämningar, brand och stormfällningar. Talrika gnagspår kan tyda på biotoper med höga naturvärden, exempelvis för ovanliga hackspettar och andra, mer sällsynta vedinsekter. Larverna är omtyckt hackspettsföda (SLU Artdatabanken, 2025).</w:t>
+      </w:r>
+    </w:p>
+    <w:p>
+      <w:r>
+        <w:rPr>
+          <w:b/>
+        </w:rPr>
+        <w:t>Rävticka</w:t>
+      </w:r>
+      <w:r>
+        <w:t xml:space="preserve"> är typisk art för </w:t>
+      </w:r>
+      <w:r>
+        <w:rPr>
+          <w:i/>
+        </w:rPr>
+        <w:t xml:space="preserve">9010 Taiga </w:t>
+      </w:r>
+      <w:r>
+        <w:t>(SLU Artdatabanken, 2025).</w:t>
       </w:r>
     </w:p>
     <w:p>
@@ -406,7 +426,7 @@
         <w:rPr>
           <w:i/>
         </w:rPr>
-        <w:t>I det avverkningsanmälda skogsområdet har 3 naturvårdsarter varav 0 rödlistade arter sina livsmiljöer och växtplatser.</w:t>
+        <w:t>I det avverkningsanmälda skogsområdet har 4 naturvårdsarter varav 0 rödlistade arter sina livsmiljöer och växtplatser.</w:t>
       </w:r>
     </w:p>
     <w:p>
@@ -721,7 +741,7 @@
     <w:r>
       <w:tab/>
       <w:tab/>
-      <w:t>2026-09-18</w:t>
+      <w:t>2026-09-19</w:t>
       <w:br/>
       <w:br/>
     </w:r>

--- a/klagomål/A 63857-2025 FSC-klagomål.docx
+++ b/klagomål/A 63857-2025 FSC-klagomål.docx
@@ -741,7 +741,7 @@
     <w:r>
       <w:tab/>
       <w:tab/>
-      <w:t>2026-09-19</w:t>
+      <w:t>2026-09-21</w:t>
       <w:br/>
       <w:br/>
     </w:r>

--- a/klagomål/A 63857-2025 FSC-klagomål.docx
+++ b/klagomål/A 63857-2025 FSC-klagomål.docx
@@ -741,7 +741,7 @@
     <w:r>
       <w:tab/>
       <w:tab/>
-      <w:t>2026-09-21</w:t>
+      <w:t>2026-09-23</w:t>
       <w:br/>
       <w:br/>
     </w:r>

--- a/klagomål/A 63857-2025 FSC-klagomål.docx
+++ b/klagomål/A 63857-2025 FSC-klagomål.docx
@@ -741,7 +741,7 @@
     <w:r>
       <w:tab/>
       <w:tab/>
-      <w:t>2026-09-23</w:t>
+      <w:t>2026-09-24</w:t>
       <w:br/>
       <w:br/>
     </w:r>

--- a/klagomål/A 63857-2025 FSC-klagomål.docx
+++ b/klagomål/A 63857-2025 FSC-klagomål.docx
@@ -741,7 +741,7 @@
     <w:r>
       <w:tab/>
       <w:tab/>
-      <w:t>2026-09-24</w:t>
+      <w:t>2026-09-25</w:t>
       <w:br/>
       <w:br/>
     </w:r>

--- a/klagomål/A 63857-2025 FSC-klagomål.docx
+++ b/klagomål/A 63857-2025 FSC-klagomål.docx
@@ -741,7 +741,7 @@
     <w:r>
       <w:tab/>
       <w:tab/>
-      <w:t>2026-09-25</w:t>
+      <w:t>2026-09-26</w:t>
       <w:br/>
       <w:br/>
     </w:r>

--- a/klagomål/A 63857-2025 FSC-klagomål.docx
+++ b/klagomål/A 63857-2025 FSC-klagomål.docx
@@ -741,7 +741,7 @@
     <w:r>
       <w:tab/>
       <w:tab/>
-      <w:t>2026-09-26</w:t>
+      <w:t>2026-09-27</w:t>
       <w:br/>
       <w:br/>
     </w:r>

--- a/klagomål/A 63857-2025 FSC-klagomål.docx
+++ b/klagomål/A 63857-2025 FSC-klagomål.docx
@@ -741,7 +741,7 @@
     <w:r>
       <w:tab/>
       <w:tab/>
-      <w:t>2026-09-27</w:t>
+      <w:t>2026-09-28</w:t>
       <w:br/>
       <w:br/>
     </w:r>

--- a/klagomål/A 63857-2025 FSC-klagomål.docx
+++ b/klagomål/A 63857-2025 FSC-klagomål.docx
@@ -741,7 +741,7 @@
     <w:r>
       <w:tab/>
       <w:tab/>
-      <w:t>2026-09-28</w:t>
+      <w:t>2026-09-29</w:t>
       <w:br/>
       <w:br/>
     </w:r>

--- a/klagomål/A 63857-2025 FSC-klagomål.docx
+++ b/klagomål/A 63857-2025 FSC-klagomål.docx
@@ -741,7 +741,7 @@
     <w:r>
       <w:tab/>
       <w:tab/>
-      <w:t>2026-09-29</w:t>
+      <w:t>2026-09-30</w:t>
       <w:br/>
       <w:br/>
     </w:r>

--- a/klagomål/A 63857-2025 FSC-klagomål.docx
+++ b/klagomål/A 63857-2025 FSC-klagomål.docx
@@ -741,7 +741,7 @@
     <w:r>
       <w:tab/>
       <w:tab/>
-      <w:t>2026-09-30</w:t>
+      <w:t>2026-10-01</w:t>
       <w:br/>
       <w:br/>
     </w:r>

--- a/klagomål/A 63857-2025 FSC-klagomål.docx
+++ b/klagomål/A 63857-2025 FSC-klagomål.docx
@@ -741,7 +741,7 @@
     <w:r>
       <w:tab/>
       <w:tab/>
-      <w:t>2026-10-01</w:t>
+      <w:t>2026-10-02</w:t>
       <w:br/>
       <w:br/>
     </w:r>

--- a/klagomål/A 63857-2025 FSC-klagomål.docx
+++ b/klagomål/A 63857-2025 FSC-klagomål.docx
@@ -741,7 +741,7 @@
     <w:r>
       <w:tab/>
       <w:tab/>
-      <w:t>2026-10-02</w:t>
+      <w:t>2026-10-03</w:t>
       <w:br/>
       <w:br/>
     </w:r>

--- a/klagomål/A 63857-2025 FSC-klagomål.docx
+++ b/klagomål/A 63857-2025 FSC-klagomål.docx
@@ -741,7 +741,7 @@
     <w:r>
       <w:tab/>
       <w:tab/>
-      <w:t>2026-10-03</w:t>
+      <w:t>2026-10-04</w:t>
       <w:br/>
       <w:br/>
     </w:r>

--- a/klagomål/A 63857-2025 FSC-klagomål.docx
+++ b/klagomål/A 63857-2025 FSC-klagomål.docx
@@ -741,7 +741,7 @@
     <w:r>
       <w:tab/>
       <w:tab/>
-      <w:t>2026-10-04</w:t>
+      <w:t>2026-10-05</w:t>
       <w:br/>
       <w:br/>
     </w:r>

--- a/klagomål/A 63857-2025 FSC-klagomål.docx
+++ b/klagomål/A 63857-2025 FSC-klagomål.docx
@@ -741,7 +741,7 @@
     <w:r>
       <w:tab/>
       <w:tab/>
-      <w:t>2026-10-05</w:t>
+      <w:t>2026-10-06</w:t>
       <w:br/>
       <w:br/>
     </w:r>

--- a/klagomål/A 63857-2025 FSC-klagomål.docx
+++ b/klagomål/A 63857-2025 FSC-klagomål.docx
@@ -741,7 +741,7 @@
     <w:r>
       <w:tab/>
       <w:tab/>
-      <w:t>2026-10-06</w:t>
+      <w:t>2026-10-07</w:t>
       <w:br/>
       <w:br/>
     </w:r>

--- a/klagomål/A 63857-2025 FSC-klagomål.docx
+++ b/klagomål/A 63857-2025 FSC-klagomål.docx
@@ -741,7 +741,7 @@
     <w:r>
       <w:tab/>
       <w:tab/>
-      <w:t>2026-10-07</w:t>
+      <w:t>2026-10-08</w:t>
       <w:br/>
       <w:br/>
     </w:r>

--- a/klagomål/A 63857-2025 FSC-klagomål.docx
+++ b/klagomål/A 63857-2025 FSC-klagomål.docx
@@ -741,7 +741,7 @@
     <w:r>
       <w:tab/>
       <w:tab/>
-      <w:t>2026-10-08</w:t>
+      <w:t>2026-10-09</w:t>
       <w:br/>
       <w:br/>
     </w:r>

--- a/klagomål/A 63857-2025 FSC-klagomål.docx
+++ b/klagomål/A 63857-2025 FSC-klagomål.docx
@@ -741,7 +741,7 @@
     <w:r>
       <w:tab/>
       <w:tab/>
-      <w:t>2026-10-09</w:t>
+      <w:t>2026-10-10</w:t>
       <w:br/>
       <w:br/>
     </w:r>

--- a/klagomål/A 63857-2025 FSC-klagomål.docx
+++ b/klagomål/A 63857-2025 FSC-klagomål.docx
@@ -741,7 +741,7 @@
     <w:r>
       <w:tab/>
       <w:tab/>
-      <w:t>2026-10-10</w:t>
+      <w:t>2026-10-11</w:t>
       <w:br/>
       <w:br/>
     </w:r>

--- a/klagomål/A 63857-2025 FSC-klagomål.docx
+++ b/klagomål/A 63857-2025 FSC-klagomål.docx
@@ -741,7 +741,7 @@
     <w:r>
       <w:tab/>
       <w:tab/>
-      <w:t>2026-10-11</w:t>
+      <w:t>2026-10-12</w:t>
       <w:br/>
       <w:br/>
     </w:r>

--- a/klagomål/A 63857-2025 FSC-klagomål.docx
+++ b/klagomål/A 63857-2025 FSC-klagomål.docx
@@ -741,7 +741,7 @@
     <w:r>
       <w:tab/>
       <w:tab/>
-      <w:t>2026-10-12</w:t>
+      <w:t>2026-10-13</w:t>
       <w:br/>
       <w:br/>
     </w:r>

--- a/klagomål/A 63857-2025 FSC-klagomål.docx
+++ b/klagomål/A 63857-2025 FSC-klagomål.docx
@@ -741,7 +741,7 @@
     <w:r>
       <w:tab/>
       <w:tab/>
-      <w:t>2026-10-13</w:t>
+      <w:t>2026-10-14</w:t>
       <w:br/>
       <w:br/>
     </w:r>

--- a/klagomål/A 63857-2025 FSC-klagomål.docx
+++ b/klagomål/A 63857-2025 FSC-klagomål.docx
@@ -741,7 +741,7 @@
     <w:r>
       <w:tab/>
       <w:tab/>
-      <w:t>2026-10-14</w:t>
+      <w:t>2026-10-15</w:t>
       <w:br/>
       <w:br/>
     </w:r>

--- a/klagomål/A 63857-2025 FSC-klagomål.docx
+++ b/klagomål/A 63857-2025 FSC-klagomål.docx
@@ -741,7 +741,7 @@
     <w:r>
       <w:tab/>
       <w:tab/>
-      <w:t>2026-10-15</w:t>
+      <w:t>2026-10-16</w:t>
       <w:br/>
       <w:br/>
     </w:r>

--- a/klagomål/A 63857-2025 FSC-klagomål.docx
+++ b/klagomål/A 63857-2025 FSC-klagomål.docx
@@ -741,7 +741,7 @@
     <w:r>
       <w:tab/>
       <w:tab/>
-      <w:t>2026-10-16</w:t>
+      <w:t>2026-10-17</w:t>
       <w:br/>
       <w:br/>
     </w:r>

--- a/klagomål/A 63857-2025 FSC-klagomål.docx
+++ b/klagomål/A 63857-2025 FSC-klagomål.docx
@@ -741,7 +741,7 @@
     <w:r>
       <w:tab/>
       <w:tab/>
-      <w:t>2026-10-17</w:t>
+      <w:t>2026-10-18</w:t>
       <w:br/>
       <w:br/>
     </w:r>

--- a/klagomål/A 63857-2025 FSC-klagomål.docx
+++ b/klagomål/A 63857-2025 FSC-klagomål.docx
@@ -741,7 +741,7 @@
     <w:r>
       <w:tab/>
       <w:tab/>
-      <w:t>2026-10-18</w:t>
+      <w:t>2026-10-19</w:t>
       <w:br/>
       <w:br/>
     </w:r>

--- a/klagomål/A 63857-2025 FSC-klagomål.docx
+++ b/klagomål/A 63857-2025 FSC-klagomål.docx
@@ -741,7 +741,7 @@
     <w:r>
       <w:tab/>
       <w:tab/>
-      <w:t>2026-10-19</w:t>
+      <w:t>2026-10-20</w:t>
       <w:br/>
       <w:br/>
     </w:r>

--- a/klagomål/A 63857-2025 FSC-klagomål.docx
+++ b/klagomål/A 63857-2025 FSC-klagomål.docx
@@ -741,7 +741,7 @@
     <w:r>
       <w:tab/>
       <w:tab/>
-      <w:t>2026-10-20</w:t>
+      <w:t>2026-10-21</w:t>
       <w:br/>
       <w:br/>
     </w:r>

--- a/klagomål/A 63857-2025 FSC-klagomål.docx
+++ b/klagomål/A 63857-2025 FSC-klagomål.docx
@@ -741,7 +741,7 @@
     <w:r>
       <w:tab/>
       <w:tab/>
-      <w:t>2026-10-21</w:t>
+      <w:t>2026-10-22</w:t>
       <w:br/>
       <w:br/>
     </w:r>

--- a/klagomål/A 63857-2025 FSC-klagomål.docx
+++ b/klagomål/A 63857-2025 FSC-klagomål.docx
@@ -741,7 +741,7 @@
     <w:r>
       <w:tab/>
       <w:tab/>
-      <w:t>2026-10-22</w:t>
+      <w:t>2026-10-23</w:t>
       <w:br/>
       <w:br/>
     </w:r>

--- a/klagomål/A 63857-2025 FSC-klagomål.docx
+++ b/klagomål/A 63857-2025 FSC-klagomål.docx
@@ -741,7 +741,7 @@
     <w:r>
       <w:tab/>
       <w:tab/>
-      <w:t>2026-10-23</w:t>
+      <w:t>2026-10-24</w:t>
       <w:br/>
       <w:br/>
     </w:r>

--- a/klagomål/A 63857-2025 FSC-klagomål.docx
+++ b/klagomål/A 63857-2025 FSC-klagomål.docx
@@ -741,7 +741,7 @@
     <w:r>
       <w:tab/>
       <w:tab/>
-      <w:t>2026-10-24</w:t>
+      <w:t>2026-10-25</w:t>
       <w:br/>
       <w:br/>
     </w:r>

--- a/klagomål/A 63857-2025 FSC-klagomål.docx
+++ b/klagomål/A 63857-2025 FSC-klagomål.docx
@@ -741,7 +741,7 @@
     <w:r>
       <w:tab/>
       <w:tab/>
-      <w:t>2026-10-25</w:t>
+      <w:t>2026-10-26</w:t>
       <w:br/>
       <w:br/>
     </w:r>

--- a/klagomål/A 63857-2025 FSC-klagomål.docx
+++ b/klagomål/A 63857-2025 FSC-klagomål.docx
@@ -741,7 +741,7 @@
     <w:r>
       <w:tab/>
       <w:tab/>
-      <w:t>2026-10-26</w:t>
+      <w:t>2026-10-27</w:t>
       <w:br/>
       <w:br/>
     </w:r>

--- a/klagomål/A 63857-2025 FSC-klagomål.docx
+++ b/klagomål/A 63857-2025 FSC-klagomål.docx
@@ -741,7 +741,7 @@
     <w:r>
       <w:tab/>
       <w:tab/>
-      <w:t>2026-10-27</w:t>
+      <w:t>2026-10-28</w:t>
       <w:br/>
       <w:br/>
     </w:r>

--- a/klagomål/A 63857-2025 FSC-klagomål.docx
+++ b/klagomål/A 63857-2025 FSC-klagomål.docx
@@ -741,7 +741,7 @@
     <w:r>
       <w:tab/>
       <w:tab/>
-      <w:t>2026-10-28</w:t>
+      <w:t>2026-10-29</w:t>
       <w:br/>
       <w:br/>
     </w:r>

--- a/klagomål/A 63857-2025 FSC-klagomål.docx
+++ b/klagomål/A 63857-2025 FSC-klagomål.docx
@@ -741,7 +741,7 @@
     <w:r>
       <w:tab/>
       <w:tab/>
-      <w:t>2026-10-29</w:t>
+      <w:t>2026-10-31</w:t>
       <w:br/>
       <w:br/>
     </w:r>
